--- a/week-3-geometry-van-hiele/week-3-pedagogical-excursion.docx
+++ b/week-3-geometry-van-hiele/week-3-pedagogical-excursion.docx
@@ -9,7 +9,7 @@
       </w:pPr>
       <w:r>
         <w:rPr>
-          <w:rFonts w:ascii="Inter" w:hAnsi="Inter"/>
+          <w:rFonts w:ascii="Calibri" w:hAnsi="Calibri"/>
           <w:b/>
           <w:color w:val="1F4E96"/>
         </w:rPr>
@@ -19,7 +19,7 @@
     <w:p>
       <w:r>
         <w:rPr>
-          <w:rFonts w:ascii="Inter" w:hAnsi="Inter"/>
+          <w:rFonts w:ascii="Calibri" w:hAnsi="Calibri"/>
           <w:b/>
           <w:color w:val="1F4E96"/>
           <w:sz w:val="26"/>
@@ -30,7 +30,7 @@
     <w:p>
       <w:r>
         <w:rPr>
-          <w:rFonts w:ascii="Inter" w:hAnsi="Inter"/>
+          <w:rFonts w:ascii="Calibri" w:hAnsi="Calibri"/>
           <w:b/>
           <w:color w:val="1F4E96"/>
           <w:sz w:val="26"/>
@@ -41,7 +41,7 @@
     <w:p>
       <w:r>
         <w:rPr>
-          <w:rFonts w:ascii="Inter" w:hAnsi="Inter"/>
+          <w:rFonts w:ascii="Calibri" w:hAnsi="Calibri"/>
           <w:b w:val="0"/>
           <w:i/>
         </w:rPr>
@@ -51,7 +51,7 @@
     <w:p>
       <w:r>
         <w:rPr>
-          <w:rFonts w:ascii="Inter" w:hAnsi="Inter"/>
+          <w:rFonts w:ascii="Calibri" w:hAnsi="Calibri"/>
           <w:b w:val="0"/>
           <w:i w:val="0"/>
         </w:rPr>
@@ -64,7 +64,7 @@
       </w:pPr>
       <w:r>
         <w:rPr>
-          <w:rFonts w:ascii="Inter" w:hAnsi="Inter"/>
+          <w:rFonts w:ascii="Calibri" w:hAnsi="Calibri"/>
           <w:b/>
           <w:color w:val="1F4E96"/>
         </w:rPr>
@@ -74,7 +74,7 @@
     <w:p>
       <w:r>
         <w:rPr>
-          <w:rFonts w:ascii="Inter" w:hAnsi="Inter"/>
+          <w:rFonts w:ascii="Calibri" w:hAnsi="Calibri"/>
           <w:b w:val="0"/>
           <w:i w:val="0"/>
         </w:rPr>
@@ -103,7 +103,7 @@
           <w:p>
             <w:r>
               <w:rPr>
-                <w:rFonts w:ascii="Inter" w:hAnsi="Inter"/>
+                <w:rFonts w:ascii="Calibri" w:hAnsi="Calibri"/>
                 <w:b/>
                 <w:color w:val="1F4E96"/>
               </w:rPr>
@@ -113,7 +113,7 @@
           <w:p>
             <w:r>
               <w:rPr>
-                <w:rFonts w:ascii="Inter" w:hAnsi="Inter"/>
+                <w:rFonts w:ascii="Calibri" w:hAnsi="Calibri"/>
               </w:rPr>
               <w:t>Paste your routine's prompt into a chatbot and have it play the learner. Say clearly in your write-up that it was a stand-in, and add two sentences: how did the AI's responses differ from a real person's — and what would you trust less?</w:t>
             </w:r>
@@ -128,7 +128,7 @@
       </w:pPr>
       <w:r>
         <w:rPr>
-          <w:rFonts w:ascii="Inter" w:hAnsi="Inter"/>
+          <w:rFonts w:ascii="Calibri" w:hAnsi="Calibri"/>
           <w:b/>
           <w:color w:val="1F4E96"/>
         </w:rPr>
@@ -138,7 +138,7 @@
     <w:p>
       <w:r>
         <w:rPr>
-          <w:rFonts w:ascii="Inter" w:hAnsi="Inter"/>
+          <w:rFonts w:ascii="Calibri" w:hAnsi="Calibri"/>
           <w:b/>
           <w:color w:val="1F4E96"/>
         </w:rPr>
@@ -146,14 +146,14 @@
       </w:r>
       <w:r>
         <w:rPr>
-          <w:rFonts w:ascii="Inter" w:hAnsi="Inter"/>
+          <w:rFonts w:ascii="Calibri" w:hAnsi="Calibri"/>
           <w:b/>
         </w:rPr>
         <w:t xml:space="preserve">Choose your routine. </w:t>
       </w:r>
       <w:r>
         <w:rPr>
-          <w:rFonts w:ascii="Inter" w:hAnsi="Inter"/>
+          <w:rFonts w:ascii="Calibri" w:hAnsi="Calibri"/>
         </w:rPr>
         <w:t xml:space="preserve"> Build your own in nVoke's Builder and Export it (.json), or open the built-in van Hiele Geometry pack.</w:t>
       </w:r>
@@ -161,7 +161,7 @@
     <w:p>
       <w:r>
         <w:rPr>
-          <w:rFonts w:ascii="Inter" w:hAnsi="Inter"/>
+          <w:rFonts w:ascii="Calibri" w:hAnsi="Calibri"/>
           <w:b/>
           <w:color w:val="1F4E96"/>
         </w:rPr>
@@ -169,14 +169,14 @@
       </w:r>
       <w:r>
         <w:rPr>
-          <w:rFonts w:ascii="Inter" w:hAnsi="Inter"/>
+          <w:rFonts w:ascii="Calibri" w:hAnsi="Calibri"/>
           <w:b/>
         </w:rPr>
         <w:t xml:space="preserve">Pose it in Diagnostic mode. </w:t>
       </w:r>
       <w:r>
         <w:rPr>
-          <w:rFonts w:ascii="Inter" w:hAnsi="Inter"/>
+          <w:rFonts w:ascii="Calibri" w:hAnsi="Calibri"/>
         </w:rPr>
         <w:t>Flash each card, ask “What do you see?”, then “How do you know?” Type what they say — their words, not your paraphrase. Ask, never tell; you are collecting how they see, not correcting it.</w:t>
       </w:r>
@@ -184,7 +184,7 @@
     <w:p>
       <w:r>
         <w:rPr>
-          <w:rFonts w:ascii="Inter" w:hAnsi="Inter"/>
+          <w:rFonts w:ascii="Calibri" w:hAnsi="Calibri"/>
           <w:b/>
           <w:color w:val="1F4E96"/>
         </w:rPr>
@@ -192,14 +192,14 @@
       </w:r>
       <w:r>
         <w:rPr>
-          <w:rFonts w:ascii="Inter" w:hAnsi="Inter"/>
+          <w:rFonts w:ascii="Calibri" w:hAnsi="Calibri"/>
           <w:b/>
         </w:rPr>
         <w:t xml:space="preserve">Export the PDF. </w:t>
       </w:r>
       <w:r>
         <w:rPr>
-          <w:rFonts w:ascii="Inter" w:hAnsi="Inter"/>
+          <w:rFonts w:ascii="Calibri" w:hAnsi="Calibri"/>
         </w:rPr>
         <w:t>That is your evidence — everything stayed on your device.</w:t>
       </w:r>
@@ -207,7 +207,7 @@
     <w:p>
       <w:r>
         <w:rPr>
-          <w:rFonts w:ascii="Inter" w:hAnsi="Inter"/>
+          <w:rFonts w:ascii="Calibri" w:hAnsi="Calibri"/>
           <w:b/>
           <w:color w:val="1F4E96"/>
         </w:rPr>
@@ -215,14 +215,14 @@
       </w:r>
       <w:r>
         <w:rPr>
-          <w:rFonts w:ascii="Inter" w:hAnsi="Inter"/>
+          <w:rFonts w:ascii="Calibri" w:hAnsi="Calibri"/>
           <w:b/>
         </w:rPr>
         <w:t xml:space="preserve">Locate the level, with evidence. </w:t>
       </w:r>
       <w:r>
         <w:rPr>
-          <w:rFonts w:ascii="Inter" w:hAnsi="Inter"/>
+          <w:rFonts w:ascii="Calibri" w:hAnsi="Calibri"/>
         </w:rPr>
         <w:t>For the reasoning you heard, name the van Hiele level and quote the exact words that place them there. Remember: the label they gave tells you little; the justification is the whole diagnosis.</w:t>
       </w:r>
@@ -230,7 +230,7 @@
     <w:p>
       <w:r>
         <w:rPr>
-          <w:rFonts w:ascii="Inter" w:hAnsi="Inter"/>
+          <w:rFonts w:ascii="Calibri" w:hAnsi="Calibri"/>
           <w:b/>
           <w:color w:val="1F4E96"/>
         </w:rPr>
@@ -238,14 +238,14 @@
       </w:r>
       <w:r>
         <w:rPr>
-          <w:rFonts w:ascii="Inter" w:hAnsi="Inter"/>
+          <w:rFonts w:ascii="Calibri" w:hAnsi="Calibri"/>
           <w:b/>
         </w:rPr>
         <w:t xml:space="preserve">Name the next experience. </w:t>
       </w:r>
       <w:r>
         <w:rPr>
-          <w:rFonts w:ascii="Inter" w:hAnsi="Inter"/>
+          <w:rFonts w:ascii="Calibri" w:hAnsi="Calibri"/>
         </w:rPr>
         <w:t>What would you offer this learner next, and why? Pitch it at their level — an experience aimed above where they are will only get memorized, not understood.</w:t>
       </w:r>
@@ -256,7 +256,7 @@
       </w:pPr>
       <w:r>
         <w:rPr>
-          <w:rFonts w:ascii="Inter" w:hAnsi="Inter"/>
+          <w:rFonts w:ascii="Calibri" w:hAnsi="Calibri"/>
           <w:b/>
           <w:color w:val="1F4E96"/>
         </w:rPr>
@@ -269,7 +269,7 @@
       </w:pPr>
       <w:r>
         <w:rPr>
-          <w:rFonts w:ascii="Inter" w:hAnsi="Inter"/>
+          <w:rFonts w:ascii="Calibri" w:hAnsi="Calibri"/>
           <w:b/>
           <w:color w:val="1F4E96"/>
         </w:rPr>
@@ -277,7 +277,7 @@
       </w:r>
       <w:r>
         <w:rPr>
-          <w:rFonts w:ascii="Inter" w:hAnsi="Inter"/>
+          <w:rFonts w:ascii="Calibri" w:hAnsi="Calibri"/>
         </w:rPr>
         <w:t>of your learner's responses (no full names — first name or “the learner”).</w:t>
       </w:r>
@@ -288,7 +288,7 @@
       </w:pPr>
       <w:r>
         <w:rPr>
-          <w:rFonts w:ascii="Inter" w:hAnsi="Inter"/>
+          <w:rFonts w:ascii="Calibri" w:hAnsi="Calibri"/>
           <w:b/>
           <w:color w:val="1F4E96"/>
         </w:rPr>
@@ -296,7 +296,7 @@
       </w:r>
       <w:r>
         <w:rPr>
-          <w:rFonts w:ascii="Inter" w:hAnsi="Inter"/>
+          <w:rFonts w:ascii="Calibri" w:hAnsi="Calibri"/>
         </w:rPr>
         <w:t>your locate-the-level claim with quoted evidence, plus the next experience you'd offer and your reasoning.</w:t>
       </w:r>
@@ -307,7 +307,7 @@
       </w:pPr>
       <w:r>
         <w:rPr>
-          <w:rFonts w:ascii="Inter" w:hAnsi="Inter"/>
+          <w:rFonts w:ascii="Calibri" w:hAnsi="Calibri"/>
           <w:b/>
           <w:color w:val="1F4E96"/>
           <w:sz w:val="24"/>
@@ -318,7 +318,7 @@
     <w:p>
       <w:r>
         <w:rPr>
-          <w:rFonts w:ascii="Inter" w:hAnsi="Inter"/>
+          <w:rFonts w:ascii="Calibri" w:hAnsi="Calibri"/>
           <w:i/>
         </w:rPr>
         <w:t>The bar is the ear — a plain routine with a sharp diagnosis beats a beautiful one with a vague read; polish isn't scored.</w:t>
@@ -346,7 +346,7 @@
           <w:p>
             <w:r>
               <w:rPr>
-                <w:rFonts w:ascii="Inter" w:hAnsi="Inter"/>
+                <w:rFonts w:ascii="Calibri" w:hAnsi="Calibri"/>
                 <w:b/>
                 <w:i w:val="0"/>
                 <w:color w:val="FFFFFF"/>
@@ -363,7 +363,7 @@
           <w:p>
             <w:r>
               <w:rPr>
-                <w:rFonts w:ascii="Inter" w:hAnsi="Inter"/>
+                <w:rFonts w:ascii="Calibri" w:hAnsi="Calibri"/>
                 <w:b/>
                 <w:i w:val="0"/>
                 <w:color w:val="FFFFFF"/>
@@ -384,7 +384,7 @@
           <w:p>
             <w:r>
               <w:rPr>
-                <w:rFonts w:ascii="Inter" w:hAnsi="Inter"/>
+                <w:rFonts w:ascii="Calibri" w:hAnsi="Calibri"/>
                 <w:b/>
                 <w:i w:val="0"/>
                 <w:color w:val="1F4E96"/>
@@ -400,7 +400,7 @@
           <w:p>
             <w:r>
               <w:rPr>
-                <w:rFonts w:ascii="Inter" w:hAnsi="Inter"/>
+                <w:rFonts w:ascii="Calibri" w:hAnsi="Calibri"/>
                 <w:b w:val="0"/>
                 <w:i w:val="0"/>
               </w:rPr>
@@ -420,7 +420,7 @@
           <w:p>
             <w:r>
               <w:rPr>
-                <w:rFonts w:ascii="Inter" w:hAnsi="Inter"/>
+                <w:rFonts w:ascii="Calibri" w:hAnsi="Calibri"/>
                 <w:b/>
                 <w:i w:val="0"/>
                 <w:color w:val="1F4E96"/>
@@ -436,7 +436,7 @@
           <w:p>
             <w:r>
               <w:rPr>
-                <w:rFonts w:ascii="Inter" w:hAnsi="Inter"/>
+                <w:rFonts w:ascii="Calibri" w:hAnsi="Calibri"/>
                 <w:b w:val="0"/>
                 <w:i w:val="0"/>
               </w:rPr>
@@ -456,7 +456,7 @@
           <w:p>
             <w:r>
               <w:rPr>
-                <w:rFonts w:ascii="Inter" w:hAnsi="Inter"/>
+                <w:rFonts w:ascii="Calibri" w:hAnsi="Calibri"/>
                 <w:b/>
                 <w:i w:val="0"/>
                 <w:color w:val="1F4E96"/>
@@ -472,7 +472,7 @@
           <w:p>
             <w:r>
               <w:rPr>
-                <w:rFonts w:ascii="Inter" w:hAnsi="Inter"/>
+                <w:rFonts w:ascii="Calibri" w:hAnsi="Calibri"/>
                 <w:b w:val="0"/>
                 <w:i w:val="0"/>
               </w:rPr>
@@ -505,7 +505,7 @@
           <w:p>
             <w:r>
               <w:rPr>
-                <w:rFonts w:ascii="Inter" w:hAnsi="Inter"/>
+                <w:rFonts w:ascii="Calibri" w:hAnsi="Calibri"/>
                 <w:b/>
                 <w:color w:val="1F4E96"/>
               </w:rPr>
@@ -515,14 +515,14 @@
           <w:p>
             <w:r>
               <w:rPr>
-                <w:rFonts w:ascii="Inter" w:hAnsi="Inter"/>
+                <w:rFonts w:ascii="Calibri" w:hAnsi="Calibri"/>
                 <w:b/>
               </w:rPr>
               <w:t xml:space="preserve">Level 0 · Visualization: </w:t>
             </w:r>
             <w:r>
               <w:rPr>
-                <w:rFonts w:ascii="Inter" w:hAnsi="Inter"/>
+                <w:rFonts w:ascii="Calibri" w:hAnsi="Calibri"/>
               </w:rPr>
               <w:t>names by whole-shape look / orientation (“a diamond,” “a door”); square and rectangle feel like separate things.</w:t>
             </w:r>
@@ -530,14 +530,14 @@
           <w:p>
             <w:r>
               <w:rPr>
-                <w:rFonts w:ascii="Inter" w:hAnsi="Inter"/>
+                <w:rFonts w:ascii="Calibri" w:hAnsi="Calibri"/>
                 <w:b/>
               </w:rPr>
               <w:t xml:space="preserve">Level 1 · Analysis: </w:t>
             </w:r>
             <w:r>
               <w:rPr>
-                <w:rFonts w:ascii="Inter" w:hAnsi="Inter"/>
+                <w:rFonts w:ascii="Calibri" w:hAnsi="Calibri"/>
               </w:rPr>
               <w:t>reasons from properties and parts (“four equal sides,” “straight sides, closed”), but still treats the classes as separate.</w:t>
             </w:r>
@@ -545,14 +545,14 @@
           <w:p>
             <w:r>
               <w:rPr>
-                <w:rFonts w:ascii="Inter" w:hAnsi="Inter"/>
+                <w:rFonts w:ascii="Calibri" w:hAnsi="Calibri"/>
                 <w:b/>
               </w:rPr>
               <w:t xml:space="preserve">Level 2 · Informal deduction: </w:t>
             </w:r>
             <w:r>
               <w:rPr>
-                <w:rFonts w:ascii="Inter" w:hAnsi="Inter"/>
+                <w:rFonts w:ascii="Calibri" w:hAnsi="Calibri"/>
               </w:rPr>
               <w:t>relates properties and uses class inclusion (“a square is a special rectangle”).</w:t>
             </w:r>
@@ -560,14 +560,14 @@
           <w:p>
             <w:r>
               <w:rPr>
-                <w:rFonts w:ascii="Inter" w:hAnsi="Inter"/>
+                <w:rFonts w:ascii="Calibri" w:hAnsi="Calibri"/>
                 <w:b/>
               </w:rPr>
               <w:t xml:space="preserve">Remember: </w:t>
             </w:r>
             <w:r>
               <w:rPr>
-                <w:rFonts w:ascii="Inter" w:hAnsi="Inter"/>
+                <w:rFonts w:ascii="Calibri" w:hAnsi="Calibri"/>
               </w:rPr>
               <w:t>levels are sequential and experience-driven, not age-based. You diagnose in order to offer the right next experience — that is what “meet them where they are” means.</w:t>
             </w:r>
@@ -950,7 +950,7 @@
     <w:qFormat/>
     <w:rsid w:val="00FC693F"/>
     <w:rPr>
-      <w:rFonts w:ascii="Inter" w:hAnsi="Inter" w:cs="Inter"/>
+      <w:rFonts w:ascii="Calibri" w:hAnsi="Calibri" w:cs="Calibri"/>
     </w:rPr>
   </w:style>
   <w:style w:type="paragraph" w:styleId="Header">
@@ -1012,7 +1012,7 @@
       <w:outlineLvl w:val="0"/>
     </w:pPr>
     <w:rPr>
-      <w:rFonts w:asciiTheme="majorHAnsi" w:eastAsiaTheme="majorEastAsia" w:hAnsiTheme="majorHAnsi" w:cstheme="majorBidi" w:ascii="Inter" w:hAnsi="Inter" w:cs="Inter"/>
+      <w:rFonts w:asciiTheme="majorHAnsi" w:eastAsiaTheme="majorEastAsia" w:hAnsiTheme="majorHAnsi" w:cstheme="majorBidi" w:ascii="Calibri" w:hAnsi="Calibri" w:cs="Calibri"/>
       <w:b/>
       <w:bCs/>
       <w:color w:val="365F91" w:themeColor="accent1" w:themeShade="BF"/>
@@ -1036,7 +1036,7 @@
       <w:outlineLvl w:val="1"/>
     </w:pPr>
     <w:rPr>
-      <w:rFonts w:asciiTheme="majorHAnsi" w:eastAsiaTheme="majorEastAsia" w:hAnsiTheme="majorHAnsi" w:cstheme="majorBidi" w:ascii="Inter" w:hAnsi="Inter" w:cs="Inter"/>
+      <w:rFonts w:asciiTheme="majorHAnsi" w:eastAsiaTheme="majorEastAsia" w:hAnsiTheme="majorHAnsi" w:cstheme="majorBidi" w:ascii="Calibri" w:hAnsi="Calibri" w:cs="Calibri"/>
       <w:b/>
       <w:bCs/>
       <w:color w:val="4F81BD" w:themeColor="accent1"/>
@@ -1482,7 +1482,7 @@
       <w:contextualSpacing/>
     </w:pPr>
     <w:rPr>
-      <w:rFonts w:ascii="Inter" w:hAnsi="Inter" w:cs="Inter"/>
+      <w:rFonts w:ascii="Calibri" w:hAnsi="Calibri" w:cs="Calibri"/>
     </w:rPr>
   </w:style>
   <w:style w:type="paragraph" w:styleId="ListBullet2">
@@ -1524,7 +1524,7 @@
       <w:contextualSpacing/>
     </w:pPr>
     <w:rPr>
-      <w:rFonts w:ascii="Inter" w:hAnsi="Inter" w:cs="Inter"/>
+      <w:rFonts w:ascii="Calibri" w:hAnsi="Calibri" w:cs="Calibri"/>
     </w:rPr>
   </w:style>
   <w:style w:type="paragraph" w:styleId="ListNumber2">

--- a/week-3-geometry-van-hiele/week-3-pedagogical-excursion.docx
+++ b/week-3-geometry-van-hiele/week-3-pedagogical-excursion.docx
@@ -172,7 +172,7 @@
           <w:rFonts w:ascii="Calibri" w:hAnsi="Calibri"/>
           <w:b/>
         </w:rPr>
-        <w:t xml:space="preserve">Pose it in Diagnostic mode. </w:t>
+        <w:t xml:space="preserve">Pose it in Handoff · one person. </w:t>
       </w:r>
       <w:r>
         <w:rPr>
@@ -476,7 +476,7 @@
                 <w:b w:val="0"/>
                 <w:i w:val="0"/>
               </w:rPr>
-              <w:t>You posed in Diagnostic mode, asked “How do you know?” (never telling), and captured the learner's own words (the exported PDF).</w:t>
+              <w:t>You posed in Handoff · one person, asked “How do you know?” (never telling), and captured the learner's own words (the exported PDF).</w:t>
             </w:r>
           </w:p>
         </w:tc>
@@ -518,7 +518,7 @@
                 <w:rFonts w:ascii="Calibri" w:hAnsi="Calibri"/>
                 <w:b/>
               </w:rPr>
-              <w:t xml:space="preserve">Level 0 · Visualization: </w:t>
+              <w:t xml:space="preserve">Level 1 · Visual: </w:t>
             </w:r>
             <w:r>
               <w:rPr>
@@ -533,7 +533,7 @@
                 <w:rFonts w:ascii="Calibri" w:hAnsi="Calibri"/>
                 <w:b/>
               </w:rPr>
-              <w:t xml:space="preserve">Level 1 · Analysis: </w:t>
+              <w:t xml:space="preserve">Level 2 · Analysis: </w:t>
             </w:r>
             <w:r>
               <w:rPr>
@@ -548,7 +548,7 @@
                 <w:rFonts w:ascii="Calibri" w:hAnsi="Calibri"/>
                 <w:b/>
               </w:rPr>
-              <w:t xml:space="preserve">Level 2 · Informal deduction: </w:t>
+              <w:t xml:space="preserve">Level 3 · Abstraction: </w:t>
             </w:r>
             <w:r>
               <w:rPr>

--- a/week-3-geometry-van-hiele/week-3-pedagogical-excursion.docx
+++ b/week-3-geometry-van-hiele/week-3-pedagogical-excursion.docx
@@ -115,7 +115,7 @@
               <w:rPr>
                 <w:rFonts w:ascii="Calibri" w:hAnsi="Calibri"/>
               </w:rPr>
-              <w:t>Paste your routine's prompt into a chatbot and have it play the learner. Say clearly in your write-up that it was a stand-in, and add two sentences: how did the AI's responses differ from a real person's — and what would you trust less?</w:t>
+              <w:t>Paste your routine's prompt into a chatbot and have it play the learner. In the “What I would offer next” box, say clearly that it was a stand-in, and add two sentences: how did the AI's responses differ from a real person's — and what would you trust less? That box is free text, so it prints with the rest.</w:t>
             </w:r>
           </w:p>
         </w:tc>
@@ -178,7 +178,7 @@
         <w:rPr>
           <w:rFonts w:ascii="Calibri" w:hAnsi="Calibri"/>
         </w:rPr>
-        <w:t>Flash each card, ask “What do you see?”, then “How do you know?” Type what they say — their words, not your paraphrase. Ask, never tell; you are collecting how they see, not correcting it.</w:t>
+        <w:t>Show each card, ask “What do you see?”, then “How do you know?” The figure stays up — the reasoning only exists while they can still see it. Type what they say — their words, not your paraphrase. Ask, never tell; you are collecting how they see, not correcting it.</w:t>
       </w:r>
     </w:p>
     <w:p>
@@ -189,29 +189,6 @@
           <w:color w:val="1F4E96"/>
         </w:rPr>
         <w:t xml:space="preserve">3.  </w:t>
-      </w:r>
-      <w:r>
-        <w:rPr>
-          <w:rFonts w:ascii="Calibri" w:hAnsi="Calibri"/>
-          <w:b/>
-        </w:rPr>
-        <w:t xml:space="preserve">Export the PDF. </w:t>
-      </w:r>
-      <w:r>
-        <w:rPr>
-          <w:rFonts w:ascii="Calibri" w:hAnsi="Calibri"/>
-        </w:rPr>
-        <w:t>That is your evidence — everything stayed on your device.</w:t>
-      </w:r>
-    </w:p>
-    <w:p>
-      <w:r>
-        <w:rPr>
-          <w:rFonts w:ascii="Calibri" w:hAnsi="Calibri"/>
-          <w:b/>
-          <w:color w:val="1F4E96"/>
-        </w:rPr>
-        <w:t xml:space="preserve">4.  </w:t>
       </w:r>
       <w:r>
         <w:rPr>
@@ -234,7 +211,7 @@
           <w:b/>
           <w:color w:val="1F4E96"/>
         </w:rPr>
-        <w:t xml:space="preserve">5.  </w:t>
+        <w:t xml:space="preserve">4.  </w:t>
       </w:r>
       <w:r>
         <w:rPr>
@@ -248,6 +225,29 @@
           <w:rFonts w:ascii="Calibri" w:hAnsi="Calibri"/>
         </w:rPr>
         <w:t>What would you offer this learner next, and why? Pitch it at their level — an experience aimed above where they are will only get memorized, not understood.</w:t>
+      </w:r>
+    </w:p>
+    <w:p>
+      <w:r>
+        <w:rPr>
+          <w:rFonts w:ascii="Calibri" w:hAnsi="Calibri"/>
+          <w:b/>
+          <w:color w:val="1F4E96"/>
+        </w:rPr>
+        <w:t xml:space="preserve">5.  </w:t>
+      </w:r>
+      <w:r>
+        <w:rPr>
+          <w:rFonts w:ascii="Calibri" w:hAnsi="Calibri"/>
+          <w:b/>
+        </w:rPr>
+        <w:t xml:space="preserve">Export the PDF. </w:t>
+      </w:r>
+      <w:r>
+        <w:rPr>
+          <w:rFonts w:ascii="Calibri" w:hAnsi="Calibri"/>
+        </w:rPr>
+        <w:t>That is what you turn in — the whole submission. Everything stayed on your device until you exported it.</w:t>
       </w:r>
     </w:p>
     <w:p>
@@ -279,26 +279,7 @@
         <w:rPr>
           <w:rFonts w:ascii="Calibri" w:hAnsi="Calibri"/>
         </w:rPr>
-        <w:t>of your learner's responses (no full names — first name or “the learner”).</w:t>
-      </w:r>
-    </w:p>
-    <w:p>
-      <w:pPr>
-        <w:pStyle w:val="ListBullet"/>
-      </w:pPr>
-      <w:r>
-        <w:rPr>
-          <w:rFonts w:ascii="Calibri" w:hAnsi="Calibri"/>
-          <w:b/>
-          <w:color w:val="1F4E96"/>
-        </w:rPr>
-        <w:t xml:space="preserve">A short write-up (~1 page): </w:t>
-      </w:r>
-      <w:r>
-        <w:rPr>
-          <w:rFonts w:ascii="Calibri" w:hAnsi="Calibri"/>
-        </w:rPr>
-        <w:t>your locate-the-level claim with quoted evidence, plus the next experience you'd offer and your reasoning.</w:t>
+        <w:t xml:space="preserve">of your learner's responses (no full names — first name or “the learner”), your van Hiele level claim with quoted evidence, the next experience you'd offer, and your reasoning (all of these are generated while using the nVoke app).</w:t>
       </w:r>
     </w:p>
     <w:p>

--- a/week-3-geometry-van-hiele/week-3-pedagogical-excursion.docx
+++ b/week-3-geometry-van-hiele/week-3-pedagogical-excursion.docx
@@ -55,7 +55,7 @@
           <w:b w:val="0"/>
           <w:i w:val="0"/>
         </w:rPr>
-        <w:t>This week you learned to hear where a learner is on the van Hiele ladder. Now do it for real. Choose a routine that splits levels — build your own in nVoke, or use the built-in van Hiele Geometry pack. A good routine is one where the answer alone won't tell you who's where, but the reasoning will. Take it to one real learner and find out.</w:t>
+        <w:t>In class you posed a routine, handed the laptop over, and read what came back. If those answers are good enough to read — enough reasoning to place someone, not just labels — that transcript is your evidence and you are most of the way done. If they came back thin, or you missed the session, collect fresh data before Sunday: choose a routine that splits levels (build your own in nVoke, or use the built-in van Hiele Geometry pack) and pose it to one learner. A good routine is one where the answer alone won't tell you who's where, but the reasoning will.</w:t>
       </w:r>
     </w:p>
     <w:p>
@@ -68,7 +68,7 @@
           <w:b/>
           <w:color w:val="1F4E96"/>
         </w:rPr>
-        <w:t>Who to pose to</w:t>
+        <w:t>If you collect fresh data</w:t>
       </w:r>
     </w:p>
     <w:p>
@@ -78,7 +78,7 @@
           <w:b w:val="0"/>
           <w:i w:val="0"/>
         </w:rPr>
-        <w:t>A friend, a family member, or a student who is NOT in our 318P section. Not a classmate — someone who has studied van Hiele will perform a level instead of revealing one, and you need honest reasoning to read. A young child is ideal but not required; an adult who hasn't thought about this since grade school works well too.</w:t>
+        <w:t>A friend, a family member, or a child — anyone outside our 318P section. Someone who has studied van Hiele may perform a level rather than reveal one, so an outside learner gives you cleaner reasoning to read; that is the reason to go get some, not a rule about who counts. A young child is ideal but not required; an adult who hasn't thought about this since grade school works well too.</w:t>
       </w:r>
     </w:p>
     <w:p/>

--- a/week-3-geometry-van-hiele/week-3-pedagogical-excursion.docx
+++ b/week-3-geometry-van-hiele/week-3-pedagogical-excursion.docx
@@ -139,10 +139,19 @@
       <w:r>
         <w:rPr>
           <w:rFonts w:ascii="Calibri" w:hAnsi="Calibri"/>
+          <w:i/>
+        </w:rPr>
+        <w:t xml:space="preserve">★ You already did every step below, in class. They are written out only for anyone collecting fresh data — if the answers you brought home are good enough to read, you are done.</w:t>
+      </w:r>
+    </w:p>
+    <w:p>
+      <w:r>
+        <w:rPr>
+          <w:rFonts w:ascii="Calibri" w:hAnsi="Calibri"/>
           <w:b/>
           <w:color w:val="1F4E96"/>
         </w:rPr>
-        <w:t xml:space="preserve">1.  </w:t>
+        <w:t xml:space="preserve">★ 1.  </w:t>
       </w:r>
       <w:r>
         <w:rPr>
@@ -165,7 +174,7 @@
           <w:b/>
           <w:color w:val="1F4E96"/>
         </w:rPr>
-        <w:t xml:space="preserve">2.  </w:t>
+        <w:t xml:space="preserve">★ 2.  </w:t>
       </w:r>
       <w:r>
         <w:rPr>
@@ -178,7 +187,7 @@
         <w:rPr>
           <w:rFonts w:ascii="Calibri" w:hAnsi="Calibri"/>
         </w:rPr>
-        <w:t>Show each card, ask “What do you see?”, then “How do you know?” The figure stays up — the reasoning only exists while they can still see it. Type what they say — their words, not your paraphrase. Ask, never tell; you are collecting how they see, not correcting it.</w:t>
+        <w:t>Hand the laptop over and let them type their own answers — exactly the way you handed yours to your partner in class. Sit beside them and ask “How do you know?” Ask, never tell; you are collecting how they see, not correcting it.</w:t>
       </w:r>
     </w:p>
     <w:p>
@@ -188,7 +197,7 @@
           <w:b/>
           <w:color w:val="1F4E96"/>
         </w:rPr>
-        <w:t xml:space="preserve">3.  </w:t>
+        <w:t xml:space="preserve">★ 3.  </w:t>
       </w:r>
       <w:r>
         <w:rPr>
@@ -211,7 +220,7 @@
           <w:b/>
           <w:color w:val="1F4E96"/>
         </w:rPr>
-        <w:t xml:space="preserve">4.  </w:t>
+        <w:t xml:space="preserve">★ 4.  </w:t>
       </w:r>
       <w:r>
         <w:rPr>
@@ -234,7 +243,7 @@
           <w:b/>
           <w:color w:val="1F4E96"/>
         </w:rPr>
-        <w:t xml:space="preserve">5.  </w:t>
+        <w:t xml:space="preserve">★ 5.  </w:t>
       </w:r>
       <w:r>
         <w:rPr>

--- a/week-3-geometry-van-hiele/week-3-pedagogical-excursion.docx
+++ b/week-3-geometry-van-hiele/week-3-pedagogical-excursion.docx
@@ -58,69 +58,6 @@
         <w:t>In class you posed a routine, handed the laptop over, and read what came back. If those answers are good enough to read — enough reasoning to place someone, not just labels — that transcript is your evidence and you are most of the way done. If they came back thin, or you missed the session, collect fresh data before Sunday: choose a routine that splits levels (build your own in nVoke, or use the built-in van Hiele Geometry pack) and pose it to one learner. A good routine is one where the answer alone won't tell you who's where, but the reasoning will.</w:t>
       </w:r>
     </w:p>
-    <w:p>
-      <w:pPr>
-        <w:pStyle w:val="Heading2"/>
-      </w:pPr>
-      <w:r>
-        <w:rPr>
-          <w:rFonts w:ascii="Calibri" w:hAnsi="Calibri"/>
-          <w:b/>
-          <w:color w:val="1F4E96"/>
-        </w:rPr>
-        <w:t>If you collect fresh data</w:t>
-      </w:r>
-    </w:p>
-    <w:p>
-      <w:r>
-        <w:rPr>
-          <w:rFonts w:ascii="Calibri" w:hAnsi="Calibri"/>
-          <w:b w:val="0"/>
-          <w:i w:val="0"/>
-        </w:rPr>
-        <w:t>A friend, a family member, or a child — anyone outside our 318P section. Someone who has studied van Hiele may perform a level rather than reveal one, so an outside learner gives you cleaner reasoning to read; that is the reason to go get some, not a rule about who counts. A young child is ideal but not required; an adult who hasn't thought about this since grade school works well too.</w:t>
-      </w:r>
-    </w:p>
-    <w:p/>
-    <w:tbl>
-      <w:tblPr>
-        <w:tblStyle w:val="TableGrid"/>
-        <w:tblW w:type="auto" w:w="0"/>
-        <w:tblLook w:firstColumn="1" w:firstRow="1" w:lastColumn="0" w:lastRow="0" w:noHBand="0" w:noVBand="1" w:val="04A0"/>
-      </w:tblPr>
-      <w:tblGrid>
-        <w:gridCol w:w="10512"/>
-      </w:tblGrid>
-      <w:tr>
-        <w:trPr>
-          <w:cantSplit/>
-        </w:trPr>
-        <w:tc>
-          <w:tcPr>
-            <w:tcW w:type="dxa" w:w="10512"/>
-            <w:shd w:val="clear" w:fill="FFF2CC"/>
-          </w:tcPr>
-          <w:p>
-            <w:r>
-              <w:rPr>
-                <w:rFonts w:ascii="Calibri" w:hAnsi="Calibri"/>
-                <w:b/>
-                <w:color w:val="1F4E96"/>
-              </w:rPr>
-              <w:t>If no real person is reachable</w:t>
-            </w:r>
-          </w:p>
-          <w:p>
-            <w:r>
-              <w:rPr>
-                <w:rFonts w:ascii="Calibri" w:hAnsi="Calibri"/>
-              </w:rPr>
-              <w:t>Paste your routine's prompt into a chatbot and have it play the learner. In the “What I would offer next” box, say clearly that it was a stand-in, and add two sentences: how did the AI's responses differ from a real person's — and what would you trust less? That box is free text, so it prints with the rest.</w:t>
-            </w:r>
-          </w:p>
-        </w:tc>
-      </w:tr>
-    </w:tbl>
     <w:p/>
     <w:p>
       <w:pPr>
@@ -291,6 +228,69 @@
         <w:t xml:space="preserve">of your learner's responses (no full names — first name or “the learner”), your van Hiele level claim with quoted evidence, the next experience you'd offer, and your reasoning (all of these are generated while using the nVoke app).</w:t>
       </w:r>
     </w:p>
+    <w:p>
+      <w:pPr>
+        <w:pStyle w:val="Heading2"/>
+      </w:pPr>
+      <w:r>
+        <w:rPr>
+          <w:rFonts w:ascii="Calibri" w:hAnsi="Calibri"/>
+          <w:b/>
+          <w:color w:val="1F4E96"/>
+        </w:rPr>
+        <w:t>If you collect fresh data</w:t>
+      </w:r>
+    </w:p>
+    <w:p>
+      <w:r>
+        <w:rPr>
+          <w:rFonts w:ascii="Calibri" w:hAnsi="Calibri"/>
+          <w:b w:val="0"/>
+          <w:i w:val="0"/>
+        </w:rPr>
+        <w:t>A friend, a family member, or a child — anyone outside our 318P section. Someone who has studied van Hiele may perform a level rather than reveal one, so an outside learner gives you cleaner reasoning to read; that is the reason to go get some, not a rule about who counts. A young child is ideal but not required; an adult who hasn't thought about this since grade school works well too.</w:t>
+      </w:r>
+    </w:p>
+    <w:p/>
+    <w:tbl>
+      <w:tblPr>
+        <w:tblStyle w:val="TableGrid"/>
+        <w:tblW w:type="auto" w:w="0"/>
+        <w:tblLook w:firstColumn="1" w:firstRow="1" w:lastColumn="0" w:lastRow="0" w:noHBand="0" w:noVBand="1" w:val="04A0"/>
+      </w:tblPr>
+      <w:tblGrid>
+        <w:gridCol w:w="10512"/>
+      </w:tblGrid>
+      <w:tr>
+        <w:trPr>
+          <w:cantSplit/>
+        </w:trPr>
+        <w:tc>
+          <w:tcPr>
+            <w:tcW w:type="dxa" w:w="10512"/>
+            <w:shd w:val="clear" w:fill="FFF2CC"/>
+          </w:tcPr>
+          <w:p>
+            <w:r>
+              <w:rPr>
+                <w:rFonts w:ascii="Calibri" w:hAnsi="Calibri"/>
+                <w:b/>
+                <w:color w:val="1F4E96"/>
+              </w:rPr>
+              <w:t>If no real person is reachable</w:t>
+            </w:r>
+          </w:p>
+          <w:p>
+            <w:r>
+              <w:rPr>
+                <w:rFonts w:ascii="Calibri" w:hAnsi="Calibri"/>
+              </w:rPr>
+              <w:t>Paste your routine's prompt into a chatbot and have it play the learner. In the “What I would offer next” box, say clearly that it was a stand-in, and add two sentences: how did the AI's responses differ from a real person's — and what would you trust less? That box is free text, so it prints with the rest.</w:t>
+            </w:r>
+          </w:p>
+        </w:tc>
+      </w:tr>
+    </w:tbl>
     <w:p>
       <w:pPr>
         <w:spacing w:after="120"/>
